--- a/demo/fictional/F06/F06.docx
+++ b/demo/fictional/F06/F06.docx
@@ -1243,7 +1243,7 @@
           <w:sz w:val="13"/>
           <w:szCs w:val="13"/>
         </w:rPr>
-        <w:t xml:space="preserve">Page 1</w:t>
+        <w:t xml:space="preserve">Scan page 1</w:t>
       </w:r>
     </w:p>
     <w:p>
@@ -2058,7 +2058,7 @@
           <w:sz w:val="13"/>
           <w:szCs w:val="13"/>
         </w:rPr>
-        <w:t xml:space="preserve">Page 2</w:t>
+        <w:t xml:space="preserve">Scan page 2</w:t>
       </w:r>
     </w:p>
     <w:p>
@@ -6524,7 +6524,7 @@
           <w:sz w:val="13"/>
           <w:szCs w:val="13"/>
         </w:rPr>
-        <w:t xml:space="preserve">Page 3</w:t>
+        <w:t xml:space="preserve">Scan page 3</w:t>
       </w:r>
     </w:p>
     <w:p>
@@ -7777,7 +7777,7 @@
           <w:sz w:val="13"/>
           <w:szCs w:val="13"/>
         </w:rPr>
-        <w:t xml:space="preserve">Page 4</w:t>
+        <w:t xml:space="preserve">Scan page 4</w:t>
       </w:r>
     </w:p>
     <w:p>
@@ -9235,7 +9235,7 @@
           <w:sz w:val="13"/>
           <w:szCs w:val="13"/>
         </w:rPr>
-        <w:t xml:space="preserve">Page 5</w:t>
+        <w:t xml:space="preserve">Scan page 5</w:t>
       </w:r>
     </w:p>
     <w:p>
@@ -9662,7 +9662,7 @@
           <w:sz w:val="13"/>
           <w:szCs w:val="13"/>
         </w:rPr>
-        <w:t xml:space="preserve">Page 6</w:t>
+        <w:t xml:space="preserve">Scan page 6</w:t>
       </w:r>
     </w:p>
     <w:p>
@@ -10336,7 +10336,7 @@
           <w:sz w:val="13"/>
           <w:szCs w:val="13"/>
         </w:rPr>
-        <w:t xml:space="preserve">Page 7</w:t>
+        <w:t xml:space="preserve">Scan page 7</w:t>
       </w:r>
     </w:p>
     <w:p>
@@ -11059,7 +11059,7 @@
           <w:sz w:val="13"/>
           <w:szCs w:val="13"/>
         </w:rPr>
-        <w:t xml:space="preserve">Page 8</w:t>
+        <w:t xml:space="preserve">Scan page 8</w:t>
       </w:r>
     </w:p>
     <w:p>
@@ -11514,7 +11514,7 @@
           <w:sz w:val="13"/>
           <w:szCs w:val="13"/>
         </w:rPr>
-        <w:t xml:space="preserve">Page 9</w:t>
+        <w:t xml:space="preserve">Scan page 9</w:t>
       </w:r>
     </w:p>
     <w:p>
@@ -11818,7 +11818,7 @@
           <w:sz w:val="13"/>
           <w:szCs w:val="13"/>
         </w:rPr>
-        <w:t xml:space="preserve">Page 10</w:t>
+        <w:t xml:space="preserve">Scan page 10</w:t>
       </w:r>
     </w:p>
     <w:p>
